--- a/Hệ thống mẫu văn bản/đơn xin/Đơn xin nghỉ - 2_9.docx
+++ b/Hệ thống mẫu văn bản/đơn xin/Đơn xin nghỉ - 2_9.docx
@@ -1,6 +1,6 @@
 
 <file path=word/document.xml><?xml version="1.0" encoding="utf-8"?>
-<w:document xmlns:wpc="http://schemas.microsoft.com/office/word/2010/wordprocessingCanvas" xmlns:cx="http://schemas.microsoft.com/office/drawing/2014/chartex" xmlns:cx1="http://schemas.microsoft.com/office/drawing/2015/9/8/chartex" xmlns:cx2="http://schemas.microsoft.com/office/drawing/2015/10/21/chartex" xmlns:cx3="http://schemas.microsoft.com/office/drawing/2016/5/9/chartex" xmlns:cx4="http://schemas.microsoft.com/office/drawing/2016/5/10/chartex" xmlns:cx5="http://schemas.microsoft.com/office/drawing/2016/5/11/chartex" xmlns:cx6="http://schemas.microsoft.com/office/drawing/2016/5/12/chartex" xmlns:cx7="http://schemas.microsoft.com/office/drawing/2016/5/13/chartex" xmlns:cx8="http://schemas.microsoft.com/office/drawing/2016/5/14/chartex" xmlns:mc="http://schemas.openxmlformats.org/markup-compatibility/2006" xmlns:aink="http://schemas.microsoft.com/office/drawing/2016/ink" xmlns:am3d="http://schemas.microsoft.com/office/drawing/2017/model3d" xmlns:o="urn:schemas-microsoft-com:office:office" xmlns:oel="http://schemas.microsoft.com/office/2019/extlst" xmlns:r="http://schemas.openxmlformats.org/officeDocument/2006/relationships" xmlns:m="http://schemas.openxmlformats.org/officeDocument/2006/math" xmlns:v="urn:schemas-microsoft-com:vml" xmlns:wp14="http://schemas.microsoft.com/office/word/2010/wordprocessingDrawing" xmlns:wp="http://schemas.openxmlformats.org/drawingml/2006/wordprocessingDrawing" xmlns:w10="urn:schemas-microsoft-com:office:word" xmlns:w="http://schemas.openxmlformats.org/wordprocessingml/2006/main" xmlns:w14="http://schemas.microsoft.com/office/word/2010/wordml" xmlns:w15="http://schemas.microsoft.com/office/word/2012/wordml" xmlns:w16cei="http://schemas.microsoft.com/office/word/2026/wordml/cei" xmlns:w16cex="http://schemas.microsoft.com/office/word/2018/wordml/cex" xmlns:w16cid="http://schemas.microsoft.com/office/word/2016/wordml/cid" xmlns:w16="http://schemas.microsoft.com/office/word/2018/wordml" xmlns:w16du="http://schemas.microsoft.com/office/word/2023/wordml/word16du" xmlns:w16sdtdh="http://schemas.microsoft.com/office/word/2020/wordml/sdtdatahash" xmlns:w16sdtfl="http://schemas.microsoft.com/office/word/2024/wordml/sdtformatlock" xmlns:w16se="http://schemas.microsoft.com/office/word/2015/wordml/symex" xmlns:wpg="http://schemas.microsoft.com/office/word/2010/wordprocessingGroup" xmlns:wpi="http://schemas.microsoft.com/office/word/2010/wordprocessingInk" xmlns:wne="http://schemas.microsoft.com/office/word/2006/wordml" xmlns:wps="http://schemas.microsoft.com/office/word/2010/wordprocessingShape" mc:Ignorable="w14 w15 w16se w16cid w16 w16cex w16sdtdh w16sdtfl w16du wp14">
+<w:document xmlns:wpc="http://schemas.microsoft.com/office/word/2010/wordprocessingCanvas" xmlns:cx="http://schemas.microsoft.com/office/drawing/2014/chartex" xmlns:cx1="http://schemas.microsoft.com/office/drawing/2015/9/8/chartex" xmlns:cx2="http://schemas.microsoft.com/office/drawing/2015/10/21/chartex" xmlns:cx3="http://schemas.microsoft.com/office/drawing/2016/5/9/chartex" xmlns:cx4="http://schemas.microsoft.com/office/drawing/2016/5/10/chartex" xmlns:cx5="http://schemas.microsoft.com/office/drawing/2016/5/11/chartex" xmlns:cx6="http://schemas.microsoft.com/office/drawing/2016/5/12/chartex" xmlns:cx7="http://schemas.microsoft.com/office/drawing/2016/5/13/chartex" xmlns:cx8="http://schemas.microsoft.com/office/drawing/2016/5/14/chartex" xmlns:mc="http://schemas.openxmlformats.org/markup-compatibility/2006" xmlns:aink="http://schemas.microsoft.com/office/drawing/2016/ink" xmlns:am3d="http://schemas.microsoft.com/office/drawing/2017/model3d" xmlns:o="urn:schemas-microsoft-com:office:office" xmlns:oel="http://schemas.microsoft.com/office/2019/extlst" xmlns:r="http://schemas.openxmlformats.org/officeDocument/2006/relationships" xmlns:m="http://schemas.openxmlformats.org/officeDocument/2006/math" xmlns:v="urn:schemas-microsoft-com:vml" xmlns:wp14="http://schemas.microsoft.com/office/word/2010/wordprocessingDrawing" xmlns:wp="http://schemas.openxmlformats.org/drawingml/2006/wordprocessingDrawing" xmlns:w10="urn:schemas-microsoft-com:office:word" xmlns:w="http://schemas.openxmlformats.org/wordprocessingml/2006/main" xmlns:w14="http://schemas.microsoft.com/office/word/2010/wordml" xmlns:w15="http://schemas.microsoft.com/office/word/2012/wordml" xmlns:w16cex="http://schemas.microsoft.com/office/word/2018/wordml/cex" xmlns:w16cid="http://schemas.microsoft.com/office/word/2016/wordml/cid" xmlns:w16="http://schemas.microsoft.com/office/word/2018/wordml" xmlns:w16du="http://schemas.microsoft.com/office/word/2023/wordml/word16du" xmlns:w16sdtdh="http://schemas.microsoft.com/office/word/2020/wordml/sdtdatahash" xmlns:w16sdtfl="http://schemas.microsoft.com/office/word/2024/wordml/sdtformatlock" xmlns:w16se="http://schemas.microsoft.com/office/word/2015/wordml/symex" xmlns:wpg="http://schemas.microsoft.com/office/word/2010/wordprocessingGroup" xmlns:wpi="http://schemas.microsoft.com/office/word/2010/wordprocessingInk" xmlns:wne="http://schemas.microsoft.com/office/word/2006/wordml" xmlns:wps="http://schemas.microsoft.com/office/word/2010/wordprocessingShape" mc:Ignorable="w14 w15 w16se w16cid w16 w16cex w16sdtdh w16sdtfl w16du wp14">
   <w:body>
     <w:p>
       <w:pPr>
@@ -189,7 +189,16 @@
                 <w:sz w:val="26"/>
                 <w:szCs w:val="26"/>
               </w:rPr>
-              <w:t>22</w:t>
+              <w:t>2</w:t>
+            </w:r>
+            <w:r>
+              <w:rPr>
+                <w:rFonts w:ascii="Times New Roman" w:eastAsia="Times New Roman" w:hAnsi="Times New Roman" w:cs="Times New Roman"/>
+                <w:i/>
+                <w:sz w:val="26"/>
+                <w:szCs w:val="26"/>
+              </w:rPr>
+              <w:t>4</w:t>
             </w:r>
             <w:r>
               <w:rPr>
@@ -608,15 +617,15 @@
           <w:sz w:val="26"/>
           <w:szCs w:val="26"/>
         </w:rPr>
-        <w:t xml:space="preserve"> buổi trưa từ 1</w:t>
-      </w:r>
-      <w:r>
-        <w:rPr>
-          <w:rFonts w:ascii="Times New Roman" w:eastAsia="Times New Roman" w:hAnsi="Times New Roman" w:cs="Times New Roman"/>
-          <w:sz w:val="26"/>
-          <w:szCs w:val="26"/>
-        </w:rPr>
-        <w:t>/2</w:t>
+        <w:t xml:space="preserve"> </w:t>
+      </w:r>
+      <w:r>
+        <w:rPr>
+          <w:rFonts w:ascii="Times New Roman" w:eastAsia="Times New Roman" w:hAnsi="Times New Roman" w:cs="Times New Roman"/>
+          <w:sz w:val="26"/>
+          <w:szCs w:val="26"/>
+        </w:rPr>
+        <w:t>1/2</w:t>
       </w:r>
       <w:r>
         <w:rPr>
@@ -700,7 +709,23 @@
           <w:sz w:val="26"/>
           <w:szCs w:val="26"/>
         </w:rPr>
-        <w:t>Việc riêng gia đình</w:t>
+        <w:t>Việc riêng</w:t>
+      </w:r>
+      <w:r>
+        <w:rPr>
+          <w:rFonts w:ascii="Times New Roman" w:eastAsia="Times New Roman" w:hAnsi="Times New Roman" w:cs="Times New Roman"/>
+          <w:sz w:val="26"/>
+          <w:szCs w:val="26"/>
+        </w:rPr>
+        <w:t xml:space="preserve"> của</w:t>
+      </w:r>
+      <w:r>
+        <w:rPr>
+          <w:rFonts w:ascii="Times New Roman" w:eastAsia="Times New Roman" w:hAnsi="Times New Roman" w:cs="Times New Roman"/>
+          <w:sz w:val="26"/>
+          <w:szCs w:val="26"/>
+        </w:rPr>
+        <w:t xml:space="preserve"> gia đình</w:t>
       </w:r>
       <w:r>
         <w:rPr>
@@ -1601,24 +1626,12 @@
       <w:pPr>
         <w:spacing w:line="240" w:lineRule="auto"/>
         <w:ind w:left="1" w:hanging="3"/>
-        <w:jc w:val="center"/>
-        <w:rPr>
-          <w:rFonts w:ascii="Times New Roman" w:eastAsia="Times New Roman" w:hAnsi="Times New Roman" w:cs="Times New Roman"/>
-          <w:b/>
-          <w:sz w:val="26"/>
-          <w:szCs w:val="26"/>
-        </w:rPr>
-      </w:pPr>
-      <w:r>
-        <w:rPr>
-          <w:rFonts w:ascii="Times New Roman" w:eastAsia="Times New Roman" w:hAnsi="Times New Roman" w:cs="Times New Roman"/>
-          <w:b/>
-          <w:sz w:val="26"/>
-          <w:szCs w:val="26"/>
-        </w:rPr>
-        <w:lastRenderedPageBreak/>
-        <w:t>BIÊN BẢN BÀN GIAO CÔNG VIỆC</w:t>
-      </w:r>
+        <w:rPr>
+          <w:rFonts w:ascii="Times New Roman" w:eastAsia="Times New Roman" w:hAnsi="Times New Roman" w:cs="Times New Roman"/>
+          <w:sz w:val="26"/>
+          <w:szCs w:val="26"/>
+        </w:rPr>
+      </w:pPr>
     </w:p>
     <w:p>
       <w:pPr>
@@ -1627,6 +1640,29 @@
         <w:jc w:val="center"/>
         <w:rPr>
           <w:rFonts w:ascii="Times New Roman" w:eastAsia="Times New Roman" w:hAnsi="Times New Roman" w:cs="Times New Roman"/>
+          <w:b/>
+          <w:sz w:val="26"/>
+          <w:szCs w:val="26"/>
+        </w:rPr>
+      </w:pPr>
+      <w:r>
+        <w:rPr>
+          <w:rFonts w:ascii="Times New Roman" w:eastAsia="Times New Roman" w:hAnsi="Times New Roman" w:cs="Times New Roman"/>
+          <w:b/>
+          <w:sz w:val="26"/>
+          <w:szCs w:val="26"/>
+        </w:rPr>
+        <w:lastRenderedPageBreak/>
+        <w:t>BIÊN BẢN BÀN GIAO CÔNG VIỆC</w:t>
+      </w:r>
+    </w:p>
+    <w:p>
+      <w:pPr>
+        <w:spacing w:line="240" w:lineRule="auto"/>
+        <w:ind w:left="1" w:hanging="3"/>
+        <w:jc w:val="center"/>
+        <w:rPr>
+          <w:rFonts w:ascii="Times New Roman" w:eastAsia="Times New Roman" w:hAnsi="Times New Roman" w:cs="Times New Roman"/>
           <w:sz w:val="26"/>
           <w:szCs w:val="26"/>
         </w:rPr>
@@ -1665,7 +1701,15 @@
           <w:sz w:val="26"/>
           <w:szCs w:val="26"/>
         </w:rPr>
-        <w:t xml:space="preserve"> 10</w:t>
+        <w:t xml:space="preserve"> </w:t>
+      </w:r>
+      <w:r>
+        <w:rPr>
+          <w:rFonts w:ascii="Times New Roman" w:eastAsia="Times New Roman" w:hAnsi="Times New Roman" w:cs="Times New Roman"/>
+          <w:sz w:val="26"/>
+          <w:szCs w:val="26"/>
+        </w:rPr>
+        <w:t>24</w:t>
       </w:r>
       <w:r>
         <w:rPr>
@@ -1828,6 +1872,14 @@
           <w:szCs w:val="26"/>
         </w:rPr>
         <w:t>Đặng Thu Trà</w:t>
+      </w:r>
+      <w:r>
+        <w:rPr>
+          <w:rFonts w:ascii="Times New Roman" w:eastAsia="Times New Roman" w:hAnsi="Times New Roman" w:cs="Times New Roman"/>
+          <w:sz w:val="26"/>
+          <w:szCs w:val="26"/>
+        </w:rPr>
+        <w:tab/>
       </w:r>
       <w:r>
         <w:rPr>
@@ -2460,7 +2512,7 @@
 </file>
 
 <file path=word/endnotes.xml><?xml version="1.0" encoding="utf-8"?>
-<w:endnotes xmlns:wpc="http://schemas.microsoft.com/office/word/2010/wordprocessingCanvas" xmlns:cx="http://schemas.microsoft.com/office/drawing/2014/chartex" xmlns:cx1="http://schemas.microsoft.com/office/drawing/2015/9/8/chartex" xmlns:cx2="http://schemas.microsoft.com/office/drawing/2015/10/21/chartex" xmlns:cx3="http://schemas.microsoft.com/office/drawing/2016/5/9/chartex" xmlns:cx4="http://schemas.microsoft.com/office/drawing/2016/5/10/chartex" xmlns:cx5="http://schemas.microsoft.com/office/drawing/2016/5/11/chartex" xmlns:cx6="http://schemas.microsoft.com/office/drawing/2016/5/12/chartex" xmlns:cx7="http://schemas.microsoft.com/office/drawing/2016/5/13/chartex" xmlns:cx8="http://schemas.microsoft.com/office/drawing/2016/5/14/chartex" xmlns:mc="http://schemas.openxmlformats.org/markup-compatibility/2006" xmlns:aink="http://schemas.microsoft.com/office/drawing/2016/ink" xmlns:am3d="http://schemas.microsoft.com/office/drawing/2017/model3d" xmlns:o="urn:schemas-microsoft-com:office:office" xmlns:oel="http://schemas.microsoft.com/office/2019/extlst" xmlns:r="http://schemas.openxmlformats.org/officeDocument/2006/relationships" xmlns:m="http://schemas.openxmlformats.org/officeDocument/2006/math" xmlns:v="urn:schemas-microsoft-com:vml" xmlns:wp14="http://schemas.microsoft.com/office/word/2010/wordprocessingDrawing" xmlns:wp="http://schemas.openxmlformats.org/drawingml/2006/wordprocessingDrawing" xmlns:w10="urn:schemas-microsoft-com:office:word" xmlns:w="http://schemas.openxmlformats.org/wordprocessingml/2006/main" xmlns:w14="http://schemas.microsoft.com/office/word/2010/wordml" xmlns:w15="http://schemas.microsoft.com/office/word/2012/wordml" xmlns:w16cei="http://schemas.microsoft.com/office/word/2026/wordml/cei" xmlns:w16cex="http://schemas.microsoft.com/office/word/2018/wordml/cex" xmlns:w16cid="http://schemas.microsoft.com/office/word/2016/wordml/cid" xmlns:w16="http://schemas.microsoft.com/office/word/2018/wordml" xmlns:w16du="http://schemas.microsoft.com/office/word/2023/wordml/word16du" xmlns:w16sdtdh="http://schemas.microsoft.com/office/word/2020/wordml/sdtdatahash" xmlns:w16sdtfl="http://schemas.microsoft.com/office/word/2024/wordml/sdtformatlock" xmlns:w16se="http://schemas.microsoft.com/office/word/2015/wordml/symex" xmlns:wpg="http://schemas.microsoft.com/office/word/2010/wordprocessingGroup" xmlns:wpi="http://schemas.microsoft.com/office/word/2010/wordprocessingInk" xmlns:wne="http://schemas.microsoft.com/office/word/2006/wordml" xmlns:wps="http://schemas.microsoft.com/office/word/2010/wordprocessingShape" mc:Ignorable="w14 w15 w16se w16cid w16 w16cex w16sdtdh w16sdtfl w16du wp14">
+<w:endnotes xmlns:wpc="http://schemas.microsoft.com/office/word/2010/wordprocessingCanvas" xmlns:cx="http://schemas.microsoft.com/office/drawing/2014/chartex" xmlns:cx1="http://schemas.microsoft.com/office/drawing/2015/9/8/chartex" xmlns:cx2="http://schemas.microsoft.com/office/drawing/2015/10/21/chartex" xmlns:cx3="http://schemas.microsoft.com/office/drawing/2016/5/9/chartex" xmlns:cx4="http://schemas.microsoft.com/office/drawing/2016/5/10/chartex" xmlns:cx5="http://schemas.microsoft.com/office/drawing/2016/5/11/chartex" xmlns:cx6="http://schemas.microsoft.com/office/drawing/2016/5/12/chartex" xmlns:cx7="http://schemas.microsoft.com/office/drawing/2016/5/13/chartex" xmlns:cx8="http://schemas.microsoft.com/office/drawing/2016/5/14/chartex" xmlns:mc="http://schemas.openxmlformats.org/markup-compatibility/2006" xmlns:aink="http://schemas.microsoft.com/office/drawing/2016/ink" xmlns:am3d="http://schemas.microsoft.com/office/drawing/2017/model3d" xmlns:o="urn:schemas-microsoft-com:office:office" xmlns:oel="http://schemas.microsoft.com/office/2019/extlst" xmlns:r="http://schemas.openxmlformats.org/officeDocument/2006/relationships" xmlns:m="http://schemas.openxmlformats.org/officeDocument/2006/math" xmlns:v="urn:schemas-microsoft-com:vml" xmlns:wp14="http://schemas.microsoft.com/office/word/2010/wordprocessingDrawing" xmlns:wp="http://schemas.openxmlformats.org/drawingml/2006/wordprocessingDrawing" xmlns:w10="urn:schemas-microsoft-com:office:word" xmlns:w="http://schemas.openxmlformats.org/wordprocessingml/2006/main" xmlns:w14="http://schemas.microsoft.com/office/word/2010/wordml" xmlns:w15="http://schemas.microsoft.com/office/word/2012/wordml" xmlns:w16cex="http://schemas.microsoft.com/office/word/2018/wordml/cex" xmlns:w16cid="http://schemas.microsoft.com/office/word/2016/wordml/cid" xmlns:w16="http://schemas.microsoft.com/office/word/2018/wordml" xmlns:w16du="http://schemas.microsoft.com/office/word/2023/wordml/word16du" xmlns:w16sdtdh="http://schemas.microsoft.com/office/word/2020/wordml/sdtdatahash" xmlns:w16sdtfl="http://schemas.microsoft.com/office/word/2024/wordml/sdtformatlock" xmlns:w16se="http://schemas.microsoft.com/office/word/2015/wordml/symex" xmlns:wpg="http://schemas.microsoft.com/office/word/2010/wordprocessingGroup" xmlns:wpi="http://schemas.microsoft.com/office/word/2010/wordprocessingInk" xmlns:wne="http://schemas.microsoft.com/office/word/2006/wordml" xmlns:wps="http://schemas.microsoft.com/office/word/2010/wordprocessingShape" mc:Ignorable="w14 w15 w16se w16cid w16 w16cex w16sdtdh w16sdtfl w16du wp14">
   <w:endnote w:type="separator" w:id="-1">
     <w:p>
       <w:pPr>
@@ -2485,7 +2537,7 @@
 </file>
 
 <file path=word/footer1.xml><?xml version="1.0" encoding="utf-8"?>
-<w:ftr xmlns:wpc="http://schemas.microsoft.com/office/word/2010/wordprocessingCanvas" xmlns:cx="http://schemas.microsoft.com/office/drawing/2014/chartex" xmlns:cx1="http://schemas.microsoft.com/office/drawing/2015/9/8/chartex" xmlns:cx2="http://schemas.microsoft.com/office/drawing/2015/10/21/chartex" xmlns:cx3="http://schemas.microsoft.com/office/drawing/2016/5/9/chartex" xmlns:cx4="http://schemas.microsoft.com/office/drawing/2016/5/10/chartex" xmlns:cx5="http://schemas.microsoft.com/office/drawing/2016/5/11/chartex" xmlns:cx6="http://schemas.microsoft.com/office/drawing/2016/5/12/chartex" xmlns:cx7="http://schemas.microsoft.com/office/drawing/2016/5/13/chartex" xmlns:cx8="http://schemas.microsoft.com/office/drawing/2016/5/14/chartex" xmlns:mc="http://schemas.openxmlformats.org/markup-compatibility/2006" xmlns:aink="http://schemas.microsoft.com/office/drawing/2016/ink" xmlns:am3d="http://schemas.microsoft.com/office/drawing/2017/model3d" xmlns:o="urn:schemas-microsoft-com:office:office" xmlns:oel="http://schemas.microsoft.com/office/2019/extlst" xmlns:r="http://schemas.openxmlformats.org/officeDocument/2006/relationships" xmlns:m="http://schemas.openxmlformats.org/officeDocument/2006/math" xmlns:v="urn:schemas-microsoft-com:vml" xmlns:wp14="http://schemas.microsoft.com/office/word/2010/wordprocessingDrawing" xmlns:wp="http://schemas.openxmlformats.org/drawingml/2006/wordprocessingDrawing" xmlns:w10="urn:schemas-microsoft-com:office:word" xmlns:w="http://schemas.openxmlformats.org/wordprocessingml/2006/main" xmlns:w14="http://schemas.microsoft.com/office/word/2010/wordml" xmlns:w15="http://schemas.microsoft.com/office/word/2012/wordml" xmlns:w16cei="http://schemas.microsoft.com/office/word/2026/wordml/cei" xmlns:w16cex="http://schemas.microsoft.com/office/word/2018/wordml/cex" xmlns:w16cid="http://schemas.microsoft.com/office/word/2016/wordml/cid" xmlns:w16="http://schemas.microsoft.com/office/word/2018/wordml" xmlns:w16du="http://schemas.microsoft.com/office/word/2023/wordml/word16du" xmlns:w16sdtdh="http://schemas.microsoft.com/office/word/2020/wordml/sdtdatahash" xmlns:w16sdtfl="http://schemas.microsoft.com/office/word/2024/wordml/sdtformatlock" xmlns:w16se="http://schemas.microsoft.com/office/word/2015/wordml/symex" xmlns:wpg="http://schemas.microsoft.com/office/word/2010/wordprocessingGroup" xmlns:wpi="http://schemas.microsoft.com/office/word/2010/wordprocessingInk" xmlns:wne="http://schemas.microsoft.com/office/word/2006/wordml" xmlns:wps="http://schemas.microsoft.com/office/word/2010/wordprocessingShape" mc:Ignorable="w14 w15 w16se w16cid w16 w16cex w16sdtdh w16sdtfl w16du wp14">
+<w:ftr xmlns:wpc="http://schemas.microsoft.com/office/word/2010/wordprocessingCanvas" xmlns:cx="http://schemas.microsoft.com/office/drawing/2014/chartex" xmlns:cx1="http://schemas.microsoft.com/office/drawing/2015/9/8/chartex" xmlns:cx2="http://schemas.microsoft.com/office/drawing/2015/10/21/chartex" xmlns:cx3="http://schemas.microsoft.com/office/drawing/2016/5/9/chartex" xmlns:cx4="http://schemas.microsoft.com/office/drawing/2016/5/10/chartex" xmlns:cx5="http://schemas.microsoft.com/office/drawing/2016/5/11/chartex" xmlns:cx6="http://schemas.microsoft.com/office/drawing/2016/5/12/chartex" xmlns:cx7="http://schemas.microsoft.com/office/drawing/2016/5/13/chartex" xmlns:cx8="http://schemas.microsoft.com/office/drawing/2016/5/14/chartex" xmlns:mc="http://schemas.openxmlformats.org/markup-compatibility/2006" xmlns:aink="http://schemas.microsoft.com/office/drawing/2016/ink" xmlns:am3d="http://schemas.microsoft.com/office/drawing/2017/model3d" xmlns:o="urn:schemas-microsoft-com:office:office" xmlns:oel="http://schemas.microsoft.com/office/2019/extlst" xmlns:r="http://schemas.openxmlformats.org/officeDocument/2006/relationships" xmlns:m="http://schemas.openxmlformats.org/officeDocument/2006/math" xmlns:v="urn:schemas-microsoft-com:vml" xmlns:wp14="http://schemas.microsoft.com/office/word/2010/wordprocessingDrawing" xmlns:wp="http://schemas.openxmlformats.org/drawingml/2006/wordprocessingDrawing" xmlns:w10="urn:schemas-microsoft-com:office:word" xmlns:w="http://schemas.openxmlformats.org/wordprocessingml/2006/main" xmlns:w14="http://schemas.microsoft.com/office/word/2010/wordml" xmlns:w15="http://schemas.microsoft.com/office/word/2012/wordml" xmlns:w16cex="http://schemas.microsoft.com/office/word/2018/wordml/cex" xmlns:w16cid="http://schemas.microsoft.com/office/word/2016/wordml/cid" xmlns:w16="http://schemas.microsoft.com/office/word/2018/wordml" xmlns:w16du="http://schemas.microsoft.com/office/word/2023/wordml/word16du" xmlns:w16sdtdh="http://schemas.microsoft.com/office/word/2020/wordml/sdtdatahash" xmlns:w16sdtfl="http://schemas.microsoft.com/office/word/2024/wordml/sdtformatlock" xmlns:w16se="http://schemas.microsoft.com/office/word/2015/wordml/symex" xmlns:wpg="http://schemas.microsoft.com/office/word/2010/wordprocessingGroup" xmlns:wpi="http://schemas.microsoft.com/office/word/2010/wordprocessingInk" xmlns:wne="http://schemas.microsoft.com/office/word/2006/wordml" xmlns:wps="http://schemas.microsoft.com/office/word/2010/wordprocessingShape" mc:Ignorable="w14 w15 w16se w16cid w16 w16cex w16sdtdh w16sdtfl w16du wp14">
   <w:p>
     <w:pPr>
       <w:pBdr>
@@ -2510,7 +2562,7 @@
 </file>
 
 <file path=word/footer2.xml><?xml version="1.0" encoding="utf-8"?>
-<w:ftr xmlns:wpc="http://schemas.microsoft.com/office/word/2010/wordprocessingCanvas" xmlns:cx="http://schemas.microsoft.com/office/drawing/2014/chartex" xmlns:cx1="http://schemas.microsoft.com/office/drawing/2015/9/8/chartex" xmlns:cx2="http://schemas.microsoft.com/office/drawing/2015/10/21/chartex" xmlns:cx3="http://schemas.microsoft.com/office/drawing/2016/5/9/chartex" xmlns:cx4="http://schemas.microsoft.com/office/drawing/2016/5/10/chartex" xmlns:cx5="http://schemas.microsoft.com/office/drawing/2016/5/11/chartex" xmlns:cx6="http://schemas.microsoft.com/office/drawing/2016/5/12/chartex" xmlns:cx7="http://schemas.microsoft.com/office/drawing/2016/5/13/chartex" xmlns:cx8="http://schemas.microsoft.com/office/drawing/2016/5/14/chartex" xmlns:mc="http://schemas.openxmlformats.org/markup-compatibility/2006" xmlns:aink="http://schemas.microsoft.com/office/drawing/2016/ink" xmlns:am3d="http://schemas.microsoft.com/office/drawing/2017/model3d" xmlns:o="urn:schemas-microsoft-com:office:office" xmlns:oel="http://schemas.microsoft.com/office/2019/extlst" xmlns:r="http://schemas.openxmlformats.org/officeDocument/2006/relationships" xmlns:m="http://schemas.openxmlformats.org/officeDocument/2006/math" xmlns:v="urn:schemas-microsoft-com:vml" xmlns:wp14="http://schemas.microsoft.com/office/word/2010/wordprocessingDrawing" xmlns:wp="http://schemas.openxmlformats.org/drawingml/2006/wordprocessingDrawing" xmlns:w10="urn:schemas-microsoft-com:office:word" xmlns:w="http://schemas.openxmlformats.org/wordprocessingml/2006/main" xmlns:w14="http://schemas.microsoft.com/office/word/2010/wordml" xmlns:w15="http://schemas.microsoft.com/office/word/2012/wordml" xmlns:w16cei="http://schemas.microsoft.com/office/word/2026/wordml/cei" xmlns:w16cex="http://schemas.microsoft.com/office/word/2018/wordml/cex" xmlns:w16cid="http://schemas.microsoft.com/office/word/2016/wordml/cid" xmlns:w16="http://schemas.microsoft.com/office/word/2018/wordml" xmlns:w16du="http://schemas.microsoft.com/office/word/2023/wordml/word16du" xmlns:w16sdtdh="http://schemas.microsoft.com/office/word/2020/wordml/sdtdatahash" xmlns:w16sdtfl="http://schemas.microsoft.com/office/word/2024/wordml/sdtformatlock" xmlns:w16se="http://schemas.microsoft.com/office/word/2015/wordml/symex" xmlns:wpg="http://schemas.microsoft.com/office/word/2010/wordprocessingGroup" xmlns:wpi="http://schemas.microsoft.com/office/word/2010/wordprocessingInk" xmlns:wne="http://schemas.microsoft.com/office/word/2006/wordml" xmlns:wps="http://schemas.microsoft.com/office/word/2010/wordprocessingShape" mc:Ignorable="w14 w15 w16se w16cid w16 w16cex w16sdtdh w16sdtfl w16du wp14">
+<w:ftr xmlns:wpc="http://schemas.microsoft.com/office/word/2010/wordprocessingCanvas" xmlns:cx="http://schemas.microsoft.com/office/drawing/2014/chartex" xmlns:cx1="http://schemas.microsoft.com/office/drawing/2015/9/8/chartex" xmlns:cx2="http://schemas.microsoft.com/office/drawing/2015/10/21/chartex" xmlns:cx3="http://schemas.microsoft.com/office/drawing/2016/5/9/chartex" xmlns:cx4="http://schemas.microsoft.com/office/drawing/2016/5/10/chartex" xmlns:cx5="http://schemas.microsoft.com/office/drawing/2016/5/11/chartex" xmlns:cx6="http://schemas.microsoft.com/office/drawing/2016/5/12/chartex" xmlns:cx7="http://schemas.microsoft.com/office/drawing/2016/5/13/chartex" xmlns:cx8="http://schemas.microsoft.com/office/drawing/2016/5/14/chartex" xmlns:mc="http://schemas.openxmlformats.org/markup-compatibility/2006" xmlns:aink="http://schemas.microsoft.com/office/drawing/2016/ink" xmlns:am3d="http://schemas.microsoft.com/office/drawing/2017/model3d" xmlns:o="urn:schemas-microsoft-com:office:office" xmlns:oel="http://schemas.microsoft.com/office/2019/extlst" xmlns:r="http://schemas.openxmlformats.org/officeDocument/2006/relationships" xmlns:m="http://schemas.openxmlformats.org/officeDocument/2006/math" xmlns:v="urn:schemas-microsoft-com:vml" xmlns:wp14="http://schemas.microsoft.com/office/word/2010/wordprocessingDrawing" xmlns:wp="http://schemas.openxmlformats.org/drawingml/2006/wordprocessingDrawing" xmlns:w10="urn:schemas-microsoft-com:office:word" xmlns:w="http://schemas.openxmlformats.org/wordprocessingml/2006/main" xmlns:w14="http://schemas.microsoft.com/office/word/2010/wordml" xmlns:w15="http://schemas.microsoft.com/office/word/2012/wordml" xmlns:w16cex="http://schemas.microsoft.com/office/word/2018/wordml/cex" xmlns:w16cid="http://schemas.microsoft.com/office/word/2016/wordml/cid" xmlns:w16="http://schemas.microsoft.com/office/word/2018/wordml" xmlns:w16du="http://schemas.microsoft.com/office/word/2023/wordml/word16du" xmlns:w16sdtdh="http://schemas.microsoft.com/office/word/2020/wordml/sdtdatahash" xmlns:w16sdtfl="http://schemas.microsoft.com/office/word/2024/wordml/sdtformatlock" xmlns:w16se="http://schemas.microsoft.com/office/word/2015/wordml/symex" xmlns:wpg="http://schemas.microsoft.com/office/word/2010/wordprocessingGroup" xmlns:wpi="http://schemas.microsoft.com/office/word/2010/wordprocessingInk" xmlns:wne="http://schemas.microsoft.com/office/word/2006/wordml" xmlns:wps="http://schemas.microsoft.com/office/word/2010/wordprocessingShape" mc:Ignorable="w14 w15 w16se w16cid w16 w16cex w16sdtdh w16sdtfl w16du wp14">
   <w:p>
     <w:pPr>
       <w:pBdr>
@@ -2616,7 +2668,7 @@
 </file>
 
 <file path=word/footer3.xml><?xml version="1.0" encoding="utf-8"?>
-<w:ftr xmlns:wpc="http://schemas.microsoft.com/office/word/2010/wordprocessingCanvas" xmlns:cx="http://schemas.microsoft.com/office/drawing/2014/chartex" xmlns:cx1="http://schemas.microsoft.com/office/drawing/2015/9/8/chartex" xmlns:cx2="http://schemas.microsoft.com/office/drawing/2015/10/21/chartex" xmlns:cx3="http://schemas.microsoft.com/office/drawing/2016/5/9/chartex" xmlns:cx4="http://schemas.microsoft.com/office/drawing/2016/5/10/chartex" xmlns:cx5="http://schemas.microsoft.com/office/drawing/2016/5/11/chartex" xmlns:cx6="http://schemas.microsoft.com/office/drawing/2016/5/12/chartex" xmlns:cx7="http://schemas.microsoft.com/office/drawing/2016/5/13/chartex" xmlns:cx8="http://schemas.microsoft.com/office/drawing/2016/5/14/chartex" xmlns:mc="http://schemas.openxmlformats.org/markup-compatibility/2006" xmlns:aink="http://schemas.microsoft.com/office/drawing/2016/ink" xmlns:am3d="http://schemas.microsoft.com/office/drawing/2017/model3d" xmlns:o="urn:schemas-microsoft-com:office:office" xmlns:oel="http://schemas.microsoft.com/office/2019/extlst" xmlns:r="http://schemas.openxmlformats.org/officeDocument/2006/relationships" xmlns:m="http://schemas.openxmlformats.org/officeDocument/2006/math" xmlns:v="urn:schemas-microsoft-com:vml" xmlns:wp14="http://schemas.microsoft.com/office/word/2010/wordprocessingDrawing" xmlns:wp="http://schemas.openxmlformats.org/drawingml/2006/wordprocessingDrawing" xmlns:w10="urn:schemas-microsoft-com:office:word" xmlns:w="http://schemas.openxmlformats.org/wordprocessingml/2006/main" xmlns:w14="http://schemas.microsoft.com/office/word/2010/wordml" xmlns:w15="http://schemas.microsoft.com/office/word/2012/wordml" xmlns:w16cei="http://schemas.microsoft.com/office/word/2026/wordml/cei" xmlns:w16cex="http://schemas.microsoft.com/office/word/2018/wordml/cex" xmlns:w16cid="http://schemas.microsoft.com/office/word/2016/wordml/cid" xmlns:w16="http://schemas.microsoft.com/office/word/2018/wordml" xmlns:w16du="http://schemas.microsoft.com/office/word/2023/wordml/word16du" xmlns:w16sdtdh="http://schemas.microsoft.com/office/word/2020/wordml/sdtdatahash" xmlns:w16sdtfl="http://schemas.microsoft.com/office/word/2024/wordml/sdtformatlock" xmlns:w16se="http://schemas.microsoft.com/office/word/2015/wordml/symex" xmlns:wpg="http://schemas.microsoft.com/office/word/2010/wordprocessingGroup" xmlns:wpi="http://schemas.microsoft.com/office/word/2010/wordprocessingInk" xmlns:wne="http://schemas.microsoft.com/office/word/2006/wordml" xmlns:wps="http://schemas.microsoft.com/office/word/2010/wordprocessingShape" mc:Ignorable="w14 w15 w16se w16cid w16 w16cex w16sdtdh w16sdtfl w16du wp14">
+<w:ftr xmlns:wpc="http://schemas.microsoft.com/office/word/2010/wordprocessingCanvas" xmlns:cx="http://schemas.microsoft.com/office/drawing/2014/chartex" xmlns:cx1="http://schemas.microsoft.com/office/drawing/2015/9/8/chartex" xmlns:cx2="http://schemas.microsoft.com/office/drawing/2015/10/21/chartex" xmlns:cx3="http://schemas.microsoft.com/office/drawing/2016/5/9/chartex" xmlns:cx4="http://schemas.microsoft.com/office/drawing/2016/5/10/chartex" xmlns:cx5="http://schemas.microsoft.com/office/drawing/2016/5/11/chartex" xmlns:cx6="http://schemas.microsoft.com/office/drawing/2016/5/12/chartex" xmlns:cx7="http://schemas.microsoft.com/office/drawing/2016/5/13/chartex" xmlns:cx8="http://schemas.microsoft.com/office/drawing/2016/5/14/chartex" xmlns:mc="http://schemas.openxmlformats.org/markup-compatibility/2006" xmlns:aink="http://schemas.microsoft.com/office/drawing/2016/ink" xmlns:am3d="http://schemas.microsoft.com/office/drawing/2017/model3d" xmlns:o="urn:schemas-microsoft-com:office:office" xmlns:oel="http://schemas.microsoft.com/office/2019/extlst" xmlns:r="http://schemas.openxmlformats.org/officeDocument/2006/relationships" xmlns:m="http://schemas.openxmlformats.org/officeDocument/2006/math" xmlns:v="urn:schemas-microsoft-com:vml" xmlns:wp14="http://schemas.microsoft.com/office/word/2010/wordprocessingDrawing" xmlns:wp="http://schemas.openxmlformats.org/drawingml/2006/wordprocessingDrawing" xmlns:w10="urn:schemas-microsoft-com:office:word" xmlns:w="http://schemas.openxmlformats.org/wordprocessingml/2006/main" xmlns:w14="http://schemas.microsoft.com/office/word/2010/wordml" xmlns:w15="http://schemas.microsoft.com/office/word/2012/wordml" xmlns:w16cex="http://schemas.microsoft.com/office/word/2018/wordml/cex" xmlns:w16cid="http://schemas.microsoft.com/office/word/2016/wordml/cid" xmlns:w16="http://schemas.microsoft.com/office/word/2018/wordml" xmlns:w16du="http://schemas.microsoft.com/office/word/2023/wordml/word16du" xmlns:w16sdtdh="http://schemas.microsoft.com/office/word/2020/wordml/sdtdatahash" xmlns:w16sdtfl="http://schemas.microsoft.com/office/word/2024/wordml/sdtformatlock" xmlns:w16se="http://schemas.microsoft.com/office/word/2015/wordml/symex" xmlns:wpg="http://schemas.microsoft.com/office/word/2010/wordprocessingGroup" xmlns:wpi="http://schemas.microsoft.com/office/word/2010/wordprocessingInk" xmlns:wne="http://schemas.microsoft.com/office/word/2006/wordml" xmlns:wps="http://schemas.microsoft.com/office/word/2010/wordprocessingShape" mc:Ignorable="w14 w15 w16se w16cid w16 w16cex w16sdtdh w16sdtfl w16du wp14">
   <w:p>
     <w:pPr>
       <w:pBdr>
@@ -2641,7 +2693,7 @@
 </file>
 
 <file path=word/footnotes.xml><?xml version="1.0" encoding="utf-8"?>
-<w:footnotes xmlns:wpc="http://schemas.microsoft.com/office/word/2010/wordprocessingCanvas" xmlns:cx="http://schemas.microsoft.com/office/drawing/2014/chartex" xmlns:cx1="http://schemas.microsoft.com/office/drawing/2015/9/8/chartex" xmlns:cx2="http://schemas.microsoft.com/office/drawing/2015/10/21/chartex" xmlns:cx3="http://schemas.microsoft.com/office/drawing/2016/5/9/chartex" xmlns:cx4="http://schemas.microsoft.com/office/drawing/2016/5/10/chartex" xmlns:cx5="http://schemas.microsoft.com/office/drawing/2016/5/11/chartex" xmlns:cx6="http://schemas.microsoft.com/office/drawing/2016/5/12/chartex" xmlns:cx7="http://schemas.microsoft.com/office/drawing/2016/5/13/chartex" xmlns:cx8="http://schemas.microsoft.com/office/drawing/2016/5/14/chartex" xmlns:mc="http://schemas.openxmlformats.org/markup-compatibility/2006" xmlns:aink="http://schemas.microsoft.com/office/drawing/2016/ink" xmlns:am3d="http://schemas.microsoft.com/office/drawing/2017/model3d" xmlns:o="urn:schemas-microsoft-com:office:office" xmlns:oel="http://schemas.microsoft.com/office/2019/extlst" xmlns:r="http://schemas.openxmlformats.org/officeDocument/2006/relationships" xmlns:m="http://schemas.openxmlformats.org/officeDocument/2006/math" xmlns:v="urn:schemas-microsoft-com:vml" xmlns:wp14="http://schemas.microsoft.com/office/word/2010/wordprocessingDrawing" xmlns:wp="http://schemas.openxmlformats.org/drawingml/2006/wordprocessingDrawing" xmlns:w10="urn:schemas-microsoft-com:office:word" xmlns:w="http://schemas.openxmlformats.org/wordprocessingml/2006/main" xmlns:w14="http://schemas.microsoft.com/office/word/2010/wordml" xmlns:w15="http://schemas.microsoft.com/office/word/2012/wordml" xmlns:w16cei="http://schemas.microsoft.com/office/word/2026/wordml/cei" xmlns:w16cex="http://schemas.microsoft.com/office/word/2018/wordml/cex" xmlns:w16cid="http://schemas.microsoft.com/office/word/2016/wordml/cid" xmlns:w16="http://schemas.microsoft.com/office/word/2018/wordml" xmlns:w16du="http://schemas.microsoft.com/office/word/2023/wordml/word16du" xmlns:w16sdtdh="http://schemas.microsoft.com/office/word/2020/wordml/sdtdatahash" xmlns:w16sdtfl="http://schemas.microsoft.com/office/word/2024/wordml/sdtformatlock" xmlns:w16se="http://schemas.microsoft.com/office/word/2015/wordml/symex" xmlns:wpg="http://schemas.microsoft.com/office/word/2010/wordprocessingGroup" xmlns:wpi="http://schemas.microsoft.com/office/word/2010/wordprocessingInk" xmlns:wne="http://schemas.microsoft.com/office/word/2006/wordml" xmlns:wps="http://schemas.microsoft.com/office/word/2010/wordprocessingShape" mc:Ignorable="w14 w15 w16se w16cid w16 w16cex w16sdtdh w16sdtfl w16du wp14">
+<w:footnotes xmlns:wpc="http://schemas.microsoft.com/office/word/2010/wordprocessingCanvas" xmlns:cx="http://schemas.microsoft.com/office/drawing/2014/chartex" xmlns:cx1="http://schemas.microsoft.com/office/drawing/2015/9/8/chartex" xmlns:cx2="http://schemas.microsoft.com/office/drawing/2015/10/21/chartex" xmlns:cx3="http://schemas.microsoft.com/office/drawing/2016/5/9/chartex" xmlns:cx4="http://schemas.microsoft.com/office/drawing/2016/5/10/chartex" xmlns:cx5="http://schemas.microsoft.com/office/drawing/2016/5/11/chartex" xmlns:cx6="http://schemas.microsoft.com/office/drawing/2016/5/12/chartex" xmlns:cx7="http://schemas.microsoft.com/office/drawing/2016/5/13/chartex" xmlns:cx8="http://schemas.microsoft.com/office/drawing/2016/5/14/chartex" xmlns:mc="http://schemas.openxmlformats.org/markup-compatibility/2006" xmlns:aink="http://schemas.microsoft.com/office/drawing/2016/ink" xmlns:am3d="http://schemas.microsoft.com/office/drawing/2017/model3d" xmlns:o="urn:schemas-microsoft-com:office:office" xmlns:oel="http://schemas.microsoft.com/office/2019/extlst" xmlns:r="http://schemas.openxmlformats.org/officeDocument/2006/relationships" xmlns:m="http://schemas.openxmlformats.org/officeDocument/2006/math" xmlns:v="urn:schemas-microsoft-com:vml" xmlns:wp14="http://schemas.microsoft.com/office/word/2010/wordprocessingDrawing" xmlns:wp="http://schemas.openxmlformats.org/drawingml/2006/wordprocessingDrawing" xmlns:w10="urn:schemas-microsoft-com:office:word" xmlns:w="http://schemas.openxmlformats.org/wordprocessingml/2006/main" xmlns:w14="http://schemas.microsoft.com/office/word/2010/wordml" xmlns:w15="http://schemas.microsoft.com/office/word/2012/wordml" xmlns:w16cex="http://schemas.microsoft.com/office/word/2018/wordml/cex" xmlns:w16cid="http://schemas.microsoft.com/office/word/2016/wordml/cid" xmlns:w16="http://schemas.microsoft.com/office/word/2018/wordml" xmlns:w16du="http://schemas.microsoft.com/office/word/2023/wordml/word16du" xmlns:w16sdtdh="http://schemas.microsoft.com/office/word/2020/wordml/sdtdatahash" xmlns:w16sdtfl="http://schemas.microsoft.com/office/word/2024/wordml/sdtformatlock" xmlns:w16se="http://schemas.microsoft.com/office/word/2015/wordml/symex" xmlns:wpg="http://schemas.microsoft.com/office/word/2010/wordprocessingGroup" xmlns:wpi="http://schemas.microsoft.com/office/word/2010/wordprocessingInk" xmlns:wne="http://schemas.microsoft.com/office/word/2006/wordml" xmlns:wps="http://schemas.microsoft.com/office/word/2010/wordprocessingShape" mc:Ignorable="w14 w15 w16se w16cid w16 w16cex w16sdtdh w16sdtfl w16du wp14">
   <w:footnote w:type="separator" w:id="-1">
     <w:p>
       <w:pPr>
@@ -2666,7 +2718,7 @@
 </file>
 
 <file path=word/header1.xml><?xml version="1.0" encoding="utf-8"?>
-<w:hdr xmlns:wpc="http://schemas.microsoft.com/office/word/2010/wordprocessingCanvas" xmlns:cx="http://schemas.microsoft.com/office/drawing/2014/chartex" xmlns:cx1="http://schemas.microsoft.com/office/drawing/2015/9/8/chartex" xmlns:cx2="http://schemas.microsoft.com/office/drawing/2015/10/21/chartex" xmlns:cx3="http://schemas.microsoft.com/office/drawing/2016/5/9/chartex" xmlns:cx4="http://schemas.microsoft.com/office/drawing/2016/5/10/chartex" xmlns:cx5="http://schemas.microsoft.com/office/drawing/2016/5/11/chartex" xmlns:cx6="http://schemas.microsoft.com/office/drawing/2016/5/12/chartex" xmlns:cx7="http://schemas.microsoft.com/office/drawing/2016/5/13/chartex" xmlns:cx8="http://schemas.microsoft.com/office/drawing/2016/5/14/chartex" xmlns:mc="http://schemas.openxmlformats.org/markup-compatibility/2006" xmlns:aink="http://schemas.microsoft.com/office/drawing/2016/ink" xmlns:am3d="http://schemas.microsoft.com/office/drawing/2017/model3d" xmlns:o="urn:schemas-microsoft-com:office:office" xmlns:oel="http://schemas.microsoft.com/office/2019/extlst" xmlns:r="http://schemas.openxmlformats.org/officeDocument/2006/relationships" xmlns:m="http://schemas.openxmlformats.org/officeDocument/2006/math" xmlns:v="urn:schemas-microsoft-com:vml" xmlns:wp14="http://schemas.microsoft.com/office/word/2010/wordprocessingDrawing" xmlns:wp="http://schemas.openxmlformats.org/drawingml/2006/wordprocessingDrawing" xmlns:w10="urn:schemas-microsoft-com:office:word" xmlns:w="http://schemas.openxmlformats.org/wordprocessingml/2006/main" xmlns:w14="http://schemas.microsoft.com/office/word/2010/wordml" xmlns:w15="http://schemas.microsoft.com/office/word/2012/wordml" xmlns:w16cei="http://schemas.microsoft.com/office/word/2026/wordml/cei" xmlns:w16cex="http://schemas.microsoft.com/office/word/2018/wordml/cex" xmlns:w16cid="http://schemas.microsoft.com/office/word/2016/wordml/cid" xmlns:w16="http://schemas.microsoft.com/office/word/2018/wordml" xmlns:w16du="http://schemas.microsoft.com/office/word/2023/wordml/word16du" xmlns:w16sdtdh="http://schemas.microsoft.com/office/word/2020/wordml/sdtdatahash" xmlns:w16sdtfl="http://schemas.microsoft.com/office/word/2024/wordml/sdtformatlock" xmlns:w16se="http://schemas.microsoft.com/office/word/2015/wordml/symex" xmlns:wpg="http://schemas.microsoft.com/office/word/2010/wordprocessingGroup" xmlns:wpi="http://schemas.microsoft.com/office/word/2010/wordprocessingInk" xmlns:wne="http://schemas.microsoft.com/office/word/2006/wordml" xmlns:wps="http://schemas.microsoft.com/office/word/2010/wordprocessingShape" mc:Ignorable="w14 w15 w16se w16cid w16 w16cex w16sdtdh w16sdtfl w16du wp14">
+<w:hdr xmlns:wpc="http://schemas.microsoft.com/office/word/2010/wordprocessingCanvas" xmlns:cx="http://schemas.microsoft.com/office/drawing/2014/chartex" xmlns:cx1="http://schemas.microsoft.com/office/drawing/2015/9/8/chartex" xmlns:cx2="http://schemas.microsoft.com/office/drawing/2015/10/21/chartex" xmlns:cx3="http://schemas.microsoft.com/office/drawing/2016/5/9/chartex" xmlns:cx4="http://schemas.microsoft.com/office/drawing/2016/5/10/chartex" xmlns:cx5="http://schemas.microsoft.com/office/drawing/2016/5/11/chartex" xmlns:cx6="http://schemas.microsoft.com/office/drawing/2016/5/12/chartex" xmlns:cx7="http://schemas.microsoft.com/office/drawing/2016/5/13/chartex" xmlns:cx8="http://schemas.microsoft.com/office/drawing/2016/5/14/chartex" xmlns:mc="http://schemas.openxmlformats.org/markup-compatibility/2006" xmlns:aink="http://schemas.microsoft.com/office/drawing/2016/ink" xmlns:am3d="http://schemas.microsoft.com/office/drawing/2017/model3d" xmlns:o="urn:schemas-microsoft-com:office:office" xmlns:oel="http://schemas.microsoft.com/office/2019/extlst" xmlns:r="http://schemas.openxmlformats.org/officeDocument/2006/relationships" xmlns:m="http://schemas.openxmlformats.org/officeDocument/2006/math" xmlns:v="urn:schemas-microsoft-com:vml" xmlns:wp14="http://schemas.microsoft.com/office/word/2010/wordprocessingDrawing" xmlns:wp="http://schemas.openxmlformats.org/drawingml/2006/wordprocessingDrawing" xmlns:w10="urn:schemas-microsoft-com:office:word" xmlns:w="http://schemas.openxmlformats.org/wordprocessingml/2006/main" xmlns:w14="http://schemas.microsoft.com/office/word/2010/wordml" xmlns:w15="http://schemas.microsoft.com/office/word/2012/wordml" xmlns:w16cex="http://schemas.microsoft.com/office/word/2018/wordml/cex" xmlns:w16cid="http://schemas.microsoft.com/office/word/2016/wordml/cid" xmlns:w16="http://schemas.microsoft.com/office/word/2018/wordml" xmlns:w16du="http://schemas.microsoft.com/office/word/2023/wordml/word16du" xmlns:w16sdtdh="http://schemas.microsoft.com/office/word/2020/wordml/sdtdatahash" xmlns:w16sdtfl="http://schemas.microsoft.com/office/word/2024/wordml/sdtformatlock" xmlns:w16se="http://schemas.microsoft.com/office/word/2015/wordml/symex" xmlns:wpg="http://schemas.microsoft.com/office/word/2010/wordprocessingGroup" xmlns:wpi="http://schemas.microsoft.com/office/word/2010/wordprocessingInk" xmlns:wne="http://schemas.microsoft.com/office/word/2006/wordml" xmlns:wps="http://schemas.microsoft.com/office/word/2010/wordprocessingShape" mc:Ignorable="w14 w15 w16se w16cid w16 w16cex w16sdtdh w16sdtfl w16du wp14">
   <w:p>
     <w:pPr>
       <w:pBdr>
@@ -2691,7 +2743,7 @@
 </file>
 
 <file path=word/header2.xml><?xml version="1.0" encoding="utf-8"?>
-<w:hdr xmlns:wpc="http://schemas.microsoft.com/office/word/2010/wordprocessingCanvas" xmlns:cx="http://schemas.microsoft.com/office/drawing/2014/chartex" xmlns:cx1="http://schemas.microsoft.com/office/drawing/2015/9/8/chartex" xmlns:cx2="http://schemas.microsoft.com/office/drawing/2015/10/21/chartex" xmlns:cx3="http://schemas.microsoft.com/office/drawing/2016/5/9/chartex" xmlns:cx4="http://schemas.microsoft.com/office/drawing/2016/5/10/chartex" xmlns:cx5="http://schemas.microsoft.com/office/drawing/2016/5/11/chartex" xmlns:cx6="http://schemas.microsoft.com/office/drawing/2016/5/12/chartex" xmlns:cx7="http://schemas.microsoft.com/office/drawing/2016/5/13/chartex" xmlns:cx8="http://schemas.microsoft.com/office/drawing/2016/5/14/chartex" xmlns:mc="http://schemas.openxmlformats.org/markup-compatibility/2006" xmlns:aink="http://schemas.microsoft.com/office/drawing/2016/ink" xmlns:am3d="http://schemas.microsoft.com/office/drawing/2017/model3d" xmlns:o="urn:schemas-microsoft-com:office:office" xmlns:oel="http://schemas.microsoft.com/office/2019/extlst" xmlns:r="http://schemas.openxmlformats.org/officeDocument/2006/relationships" xmlns:m="http://schemas.openxmlformats.org/officeDocument/2006/math" xmlns:v="urn:schemas-microsoft-com:vml" xmlns:wp14="http://schemas.microsoft.com/office/word/2010/wordprocessingDrawing" xmlns:wp="http://schemas.openxmlformats.org/drawingml/2006/wordprocessingDrawing" xmlns:w10="urn:schemas-microsoft-com:office:word" xmlns:w="http://schemas.openxmlformats.org/wordprocessingml/2006/main" xmlns:w14="http://schemas.microsoft.com/office/word/2010/wordml" xmlns:w15="http://schemas.microsoft.com/office/word/2012/wordml" xmlns:w16cei="http://schemas.microsoft.com/office/word/2026/wordml/cei" xmlns:w16cex="http://schemas.microsoft.com/office/word/2018/wordml/cex" xmlns:w16cid="http://schemas.microsoft.com/office/word/2016/wordml/cid" xmlns:w16="http://schemas.microsoft.com/office/word/2018/wordml" xmlns:w16du="http://schemas.microsoft.com/office/word/2023/wordml/word16du" xmlns:w16sdtdh="http://schemas.microsoft.com/office/word/2020/wordml/sdtdatahash" xmlns:w16sdtfl="http://schemas.microsoft.com/office/word/2024/wordml/sdtformatlock" xmlns:w16se="http://schemas.microsoft.com/office/word/2015/wordml/symex" xmlns:wpg="http://schemas.microsoft.com/office/word/2010/wordprocessingGroup" xmlns:wpi="http://schemas.microsoft.com/office/word/2010/wordprocessingInk" xmlns:wne="http://schemas.microsoft.com/office/word/2006/wordml" xmlns:wps="http://schemas.microsoft.com/office/word/2010/wordprocessingShape" mc:Ignorable="w14 w15 w16se w16cid w16 w16cex w16sdtdh w16sdtfl w16du wp14">
+<w:hdr xmlns:wpc="http://schemas.microsoft.com/office/word/2010/wordprocessingCanvas" xmlns:cx="http://schemas.microsoft.com/office/drawing/2014/chartex" xmlns:cx1="http://schemas.microsoft.com/office/drawing/2015/9/8/chartex" xmlns:cx2="http://schemas.microsoft.com/office/drawing/2015/10/21/chartex" xmlns:cx3="http://schemas.microsoft.com/office/drawing/2016/5/9/chartex" xmlns:cx4="http://schemas.microsoft.com/office/drawing/2016/5/10/chartex" xmlns:cx5="http://schemas.microsoft.com/office/drawing/2016/5/11/chartex" xmlns:cx6="http://schemas.microsoft.com/office/drawing/2016/5/12/chartex" xmlns:cx7="http://schemas.microsoft.com/office/drawing/2016/5/13/chartex" xmlns:cx8="http://schemas.microsoft.com/office/drawing/2016/5/14/chartex" xmlns:mc="http://schemas.openxmlformats.org/markup-compatibility/2006" xmlns:aink="http://schemas.microsoft.com/office/drawing/2016/ink" xmlns:am3d="http://schemas.microsoft.com/office/drawing/2017/model3d" xmlns:o="urn:schemas-microsoft-com:office:office" xmlns:oel="http://schemas.microsoft.com/office/2019/extlst" xmlns:r="http://schemas.openxmlformats.org/officeDocument/2006/relationships" xmlns:m="http://schemas.openxmlformats.org/officeDocument/2006/math" xmlns:v="urn:schemas-microsoft-com:vml" xmlns:wp14="http://schemas.microsoft.com/office/word/2010/wordprocessingDrawing" xmlns:wp="http://schemas.openxmlformats.org/drawingml/2006/wordprocessingDrawing" xmlns:w10="urn:schemas-microsoft-com:office:word" xmlns:w="http://schemas.openxmlformats.org/wordprocessingml/2006/main" xmlns:w14="http://schemas.microsoft.com/office/word/2010/wordml" xmlns:w15="http://schemas.microsoft.com/office/word/2012/wordml" xmlns:w16cex="http://schemas.microsoft.com/office/word/2018/wordml/cex" xmlns:w16cid="http://schemas.microsoft.com/office/word/2016/wordml/cid" xmlns:w16="http://schemas.microsoft.com/office/word/2018/wordml" xmlns:w16du="http://schemas.microsoft.com/office/word/2023/wordml/word16du" xmlns:w16sdtdh="http://schemas.microsoft.com/office/word/2020/wordml/sdtdatahash" xmlns:w16sdtfl="http://schemas.microsoft.com/office/word/2024/wordml/sdtformatlock" xmlns:w16se="http://schemas.microsoft.com/office/word/2015/wordml/symex" xmlns:wpg="http://schemas.microsoft.com/office/word/2010/wordprocessingGroup" xmlns:wpi="http://schemas.microsoft.com/office/word/2010/wordprocessingInk" xmlns:wne="http://schemas.microsoft.com/office/word/2006/wordml" xmlns:wps="http://schemas.microsoft.com/office/word/2010/wordprocessingShape" mc:Ignorable="w14 w15 w16se w16cid w16 w16cex w16sdtdh w16sdtfl w16du wp14">
   <w:p>
     <w:pPr>
       <w:pBdr>
@@ -2716,7 +2768,7 @@
 </file>
 
 <file path=word/header3.xml><?xml version="1.0" encoding="utf-8"?>
-<w:hdr xmlns:wpc="http://schemas.microsoft.com/office/word/2010/wordprocessingCanvas" xmlns:cx="http://schemas.microsoft.com/office/drawing/2014/chartex" xmlns:cx1="http://schemas.microsoft.com/office/drawing/2015/9/8/chartex" xmlns:cx2="http://schemas.microsoft.com/office/drawing/2015/10/21/chartex" xmlns:cx3="http://schemas.microsoft.com/office/drawing/2016/5/9/chartex" xmlns:cx4="http://schemas.microsoft.com/office/drawing/2016/5/10/chartex" xmlns:cx5="http://schemas.microsoft.com/office/drawing/2016/5/11/chartex" xmlns:cx6="http://schemas.microsoft.com/office/drawing/2016/5/12/chartex" xmlns:cx7="http://schemas.microsoft.com/office/drawing/2016/5/13/chartex" xmlns:cx8="http://schemas.microsoft.com/office/drawing/2016/5/14/chartex" xmlns:mc="http://schemas.openxmlformats.org/markup-compatibility/2006" xmlns:aink="http://schemas.microsoft.com/office/drawing/2016/ink" xmlns:am3d="http://schemas.microsoft.com/office/drawing/2017/model3d" xmlns:o="urn:schemas-microsoft-com:office:office" xmlns:oel="http://schemas.microsoft.com/office/2019/extlst" xmlns:r="http://schemas.openxmlformats.org/officeDocument/2006/relationships" xmlns:m="http://schemas.openxmlformats.org/officeDocument/2006/math" xmlns:v="urn:schemas-microsoft-com:vml" xmlns:wp14="http://schemas.microsoft.com/office/word/2010/wordprocessingDrawing" xmlns:wp="http://schemas.openxmlformats.org/drawingml/2006/wordprocessingDrawing" xmlns:w10="urn:schemas-microsoft-com:office:word" xmlns:w="http://schemas.openxmlformats.org/wordprocessingml/2006/main" xmlns:w14="http://schemas.microsoft.com/office/word/2010/wordml" xmlns:w15="http://schemas.microsoft.com/office/word/2012/wordml" xmlns:w16cei="http://schemas.microsoft.com/office/word/2026/wordml/cei" xmlns:w16cex="http://schemas.microsoft.com/office/word/2018/wordml/cex" xmlns:w16cid="http://schemas.microsoft.com/office/word/2016/wordml/cid" xmlns:w16="http://schemas.microsoft.com/office/word/2018/wordml" xmlns:w16du="http://schemas.microsoft.com/office/word/2023/wordml/word16du" xmlns:w16sdtdh="http://schemas.microsoft.com/office/word/2020/wordml/sdtdatahash" xmlns:w16sdtfl="http://schemas.microsoft.com/office/word/2024/wordml/sdtformatlock" xmlns:w16se="http://schemas.microsoft.com/office/word/2015/wordml/symex" xmlns:wpg="http://schemas.microsoft.com/office/word/2010/wordprocessingGroup" xmlns:wpi="http://schemas.microsoft.com/office/word/2010/wordprocessingInk" xmlns:wne="http://schemas.microsoft.com/office/word/2006/wordml" xmlns:wps="http://schemas.microsoft.com/office/word/2010/wordprocessingShape" mc:Ignorable="w14 w15 w16se w16cid w16 w16cex w16sdtdh w16sdtfl w16du wp14">
+<w:hdr xmlns:wpc="http://schemas.microsoft.com/office/word/2010/wordprocessingCanvas" xmlns:cx="http://schemas.microsoft.com/office/drawing/2014/chartex" xmlns:cx1="http://schemas.microsoft.com/office/drawing/2015/9/8/chartex" xmlns:cx2="http://schemas.microsoft.com/office/drawing/2015/10/21/chartex" xmlns:cx3="http://schemas.microsoft.com/office/drawing/2016/5/9/chartex" xmlns:cx4="http://schemas.microsoft.com/office/drawing/2016/5/10/chartex" xmlns:cx5="http://schemas.microsoft.com/office/drawing/2016/5/11/chartex" xmlns:cx6="http://schemas.microsoft.com/office/drawing/2016/5/12/chartex" xmlns:cx7="http://schemas.microsoft.com/office/drawing/2016/5/13/chartex" xmlns:cx8="http://schemas.microsoft.com/office/drawing/2016/5/14/chartex" xmlns:mc="http://schemas.openxmlformats.org/markup-compatibility/2006" xmlns:aink="http://schemas.microsoft.com/office/drawing/2016/ink" xmlns:am3d="http://schemas.microsoft.com/office/drawing/2017/model3d" xmlns:o="urn:schemas-microsoft-com:office:office" xmlns:oel="http://schemas.microsoft.com/office/2019/extlst" xmlns:r="http://schemas.openxmlformats.org/officeDocument/2006/relationships" xmlns:m="http://schemas.openxmlformats.org/officeDocument/2006/math" xmlns:v="urn:schemas-microsoft-com:vml" xmlns:wp14="http://schemas.microsoft.com/office/word/2010/wordprocessingDrawing" xmlns:wp="http://schemas.openxmlformats.org/drawingml/2006/wordprocessingDrawing" xmlns:w10="urn:schemas-microsoft-com:office:word" xmlns:w="http://schemas.openxmlformats.org/wordprocessingml/2006/main" xmlns:w14="http://schemas.microsoft.com/office/word/2010/wordml" xmlns:w15="http://schemas.microsoft.com/office/word/2012/wordml" xmlns:w16cex="http://schemas.microsoft.com/office/word/2018/wordml/cex" xmlns:w16cid="http://schemas.microsoft.com/office/word/2016/wordml/cid" xmlns:w16="http://schemas.microsoft.com/office/word/2018/wordml" xmlns:w16du="http://schemas.microsoft.com/office/word/2023/wordml/word16du" xmlns:w16sdtdh="http://schemas.microsoft.com/office/word/2020/wordml/sdtdatahash" xmlns:w16sdtfl="http://schemas.microsoft.com/office/word/2024/wordml/sdtformatlock" xmlns:w16se="http://schemas.microsoft.com/office/word/2015/wordml/symex" xmlns:wpg="http://schemas.microsoft.com/office/word/2010/wordprocessingGroup" xmlns:wpi="http://schemas.microsoft.com/office/word/2010/wordprocessingInk" xmlns:wne="http://schemas.microsoft.com/office/word/2006/wordml" xmlns:wps="http://schemas.microsoft.com/office/word/2010/wordprocessingShape" mc:Ignorable="w14 w15 w16se w16cid w16 w16cex w16sdtdh w16sdtfl w16du wp14">
   <w:p>
     <w:pPr>
       <w:pBdr>
@@ -2741,7 +2793,7 @@
 </file>
 
 <file path=word/numbering.xml><?xml version="1.0" encoding="utf-8"?>
-<w:numbering xmlns:wpc="http://schemas.microsoft.com/office/word/2010/wordprocessingCanvas" xmlns:cx="http://schemas.microsoft.com/office/drawing/2014/chartex" xmlns:cx1="http://schemas.microsoft.com/office/drawing/2015/9/8/chartex" xmlns:cx2="http://schemas.microsoft.com/office/drawing/2015/10/21/chartex" xmlns:cx3="http://schemas.microsoft.com/office/drawing/2016/5/9/chartex" xmlns:cx4="http://schemas.microsoft.com/office/drawing/2016/5/10/chartex" xmlns:cx5="http://schemas.microsoft.com/office/drawing/2016/5/11/chartex" xmlns:cx6="http://schemas.microsoft.com/office/drawing/2016/5/12/chartex" xmlns:cx7="http://schemas.microsoft.com/office/drawing/2016/5/13/chartex" xmlns:cx8="http://schemas.microsoft.com/office/drawing/2016/5/14/chartex" xmlns:mc="http://schemas.openxmlformats.org/markup-compatibility/2006" xmlns:aink="http://schemas.microsoft.com/office/drawing/2016/ink" xmlns:am3d="http://schemas.microsoft.com/office/drawing/2017/model3d" xmlns:o="urn:schemas-microsoft-com:office:office" xmlns:oel="http://schemas.microsoft.com/office/2019/extlst" xmlns:r="http://schemas.openxmlformats.org/officeDocument/2006/relationships" xmlns:m="http://schemas.openxmlformats.org/officeDocument/2006/math" xmlns:v="urn:schemas-microsoft-com:vml" xmlns:wp14="http://schemas.microsoft.com/office/word/2010/wordprocessingDrawing" xmlns:wp="http://schemas.openxmlformats.org/drawingml/2006/wordprocessingDrawing" xmlns:w10="urn:schemas-microsoft-com:office:word" xmlns:w="http://schemas.openxmlformats.org/wordprocessingml/2006/main" xmlns:w14="http://schemas.microsoft.com/office/word/2010/wordml" xmlns:w15="http://schemas.microsoft.com/office/word/2012/wordml" xmlns:w16cei="http://schemas.microsoft.com/office/word/2026/wordml/cei" xmlns:w16cex="http://schemas.microsoft.com/office/word/2018/wordml/cex" xmlns:w16cid="http://schemas.microsoft.com/office/word/2016/wordml/cid" xmlns:w16="http://schemas.microsoft.com/office/word/2018/wordml" xmlns:w16du="http://schemas.microsoft.com/office/word/2023/wordml/word16du" xmlns:w16sdtdh="http://schemas.microsoft.com/office/word/2020/wordml/sdtdatahash" xmlns:w16sdtfl="http://schemas.microsoft.com/office/word/2024/wordml/sdtformatlock" xmlns:w16se="http://schemas.microsoft.com/office/word/2015/wordml/symex" xmlns:wpg="http://schemas.microsoft.com/office/word/2010/wordprocessingGroup" xmlns:wpi="http://schemas.microsoft.com/office/word/2010/wordprocessingInk" xmlns:wne="http://schemas.microsoft.com/office/word/2006/wordml" xmlns:wps="http://schemas.microsoft.com/office/word/2010/wordprocessingShape" mc:Ignorable="w14 w15 w16se w16cid w16 w16cex w16sdtdh w16sdtfl w16du wp14">
+<w:numbering xmlns:wpc="http://schemas.microsoft.com/office/word/2010/wordprocessingCanvas" xmlns:cx="http://schemas.microsoft.com/office/drawing/2014/chartex" xmlns:cx1="http://schemas.microsoft.com/office/drawing/2015/9/8/chartex" xmlns:cx2="http://schemas.microsoft.com/office/drawing/2015/10/21/chartex" xmlns:cx3="http://schemas.microsoft.com/office/drawing/2016/5/9/chartex" xmlns:cx4="http://schemas.microsoft.com/office/drawing/2016/5/10/chartex" xmlns:cx5="http://schemas.microsoft.com/office/drawing/2016/5/11/chartex" xmlns:cx6="http://schemas.microsoft.com/office/drawing/2016/5/12/chartex" xmlns:cx7="http://schemas.microsoft.com/office/drawing/2016/5/13/chartex" xmlns:cx8="http://schemas.microsoft.com/office/drawing/2016/5/14/chartex" xmlns:mc="http://schemas.openxmlformats.org/markup-compatibility/2006" xmlns:aink="http://schemas.microsoft.com/office/drawing/2016/ink" xmlns:am3d="http://schemas.microsoft.com/office/drawing/2017/model3d" xmlns:o="urn:schemas-microsoft-com:office:office" xmlns:oel="http://schemas.microsoft.com/office/2019/extlst" xmlns:r="http://schemas.openxmlformats.org/officeDocument/2006/relationships" xmlns:m="http://schemas.openxmlformats.org/officeDocument/2006/math" xmlns:v="urn:schemas-microsoft-com:vml" xmlns:wp14="http://schemas.microsoft.com/office/word/2010/wordprocessingDrawing" xmlns:wp="http://schemas.openxmlformats.org/drawingml/2006/wordprocessingDrawing" xmlns:w10="urn:schemas-microsoft-com:office:word" xmlns:w="http://schemas.openxmlformats.org/wordprocessingml/2006/main" xmlns:w14="http://schemas.microsoft.com/office/word/2010/wordml" xmlns:w15="http://schemas.microsoft.com/office/word/2012/wordml" xmlns:w16cex="http://schemas.microsoft.com/office/word/2018/wordml/cex" xmlns:w16cid="http://schemas.microsoft.com/office/word/2016/wordml/cid" xmlns:w16="http://schemas.microsoft.com/office/word/2018/wordml" xmlns:w16du="http://schemas.microsoft.com/office/word/2023/wordml/word16du" xmlns:w16sdtdh="http://schemas.microsoft.com/office/word/2020/wordml/sdtdatahash" xmlns:w16sdtfl="http://schemas.microsoft.com/office/word/2024/wordml/sdtformatlock" xmlns:w16se="http://schemas.microsoft.com/office/word/2015/wordml/symex" xmlns:wpg="http://schemas.microsoft.com/office/word/2010/wordprocessingGroup" xmlns:wpi="http://schemas.microsoft.com/office/word/2010/wordprocessingInk" xmlns:wne="http://schemas.microsoft.com/office/word/2006/wordml" xmlns:wps="http://schemas.microsoft.com/office/word/2010/wordprocessingShape" mc:Ignorable="w14 w15 w16se w16cid w16 w16cex w16sdtdh w16sdtfl w16du wp14">
   <w:abstractNum w:abstractNumId="0" w15:restartNumberingAfterBreak="0">
     <w:nsid w:val="135F5FAE"/>
     <w:multiLevelType w:val="multilevel"/>
